--- a/KHBD_Tin_học/Lớp_4/Tuần_12/KHBD_Tin_hoc_Lớp_4_Tiet11_Bai_5_Thao_tac_voi_tep_va_thu_muc_Tiet_1.docx
+++ b/KHBD_Tin_học/Lớp_4/Tuần_12/KHBD_Tin_hoc_Lớp_4_Tiet11_Bai_5_Thao_tac_voi_tep_va_thu_muc_Tiet_1.docx
@@ -408,18 +408,29 @@
     </w:p>
     <w:p>
       <w:pPr>
-        <w:spacing w:line="319" w:lineRule="auto" w:after="60" w:before="0"/>
-        <w:ind w:firstLine="0" w:left="850"/>
+        <w:spacing w:line="276" w:lineRule="auto" w:after="0" w:before="0"/>
+        <w:ind w:left="850" w:firstLine="0"/>
         <w:jc w:val="both"/>
       </w:pPr>
       <w:r>
         <w:rPr>
-          <w:rFonts w:ascii="Times New Roman" w:hAnsi="Times New Roman" w:eastAsia="Times New Roman"/>
-          <w:b w:val="0"/>
-          <w:i w:val="0"/>
+          <w:rFonts w:ascii="Times New Roman" w:hAnsi="Times New Roman" w:cs="Times New Roman"/>
           <w:sz w:val="26"/>
         </w:rPr>
-        <w:t>- Miền V. Giải quyết vấn đề (thành tố 5.3. Sử dụng sáng tạo công nghệ số – Bậc 2): Sử dụng công cụ số để giải quyết vấn đề đơn giản trong bài học. (Đạt được thông qua Hoạt động 2, Hoạt động 3)</w:t>
+        <w:t>- 1.3.CB2a: Xác định được cách tổ chức, lưu trữ và truy xuất dữ liệu, thông tin và nội dung một cách đơn giản trong môi trường số. (Tổ chức, lưu trữ, đổi tên và sắp xếp dữ liệu, tệp tin và thư mục khoa học). (Đạt được thông qua Hoạt động 2, Hoạt động 3)</w:t>
+      </w:r>
+    </w:p>
+    <w:p>
+      <w:pPr>
+        <w:spacing w:after="0" w:line="276" w:lineRule="auto"/>
+        <w:ind w:left="850" w:firstLine="0"/>
+      </w:pPr>
+      <w:r>
+        <w:rPr>
+          <w:rFonts w:ascii="Times New Roman" w:hAnsi="Times New Roman" w:cs="Times New Roman"/>
+          <w:sz w:val="26"/>
+        </w:rPr>
+        <w:t>- 1.1.CB2c: Tìm được cách truy cập những dữ liệu, thông tin và nội dung này cũng như điều hướng giữa chúng. (Nhận diện, tìm kiếm và truy xuất thông tin, dữ liệu trong môi trường máy tính). (Đạt được thông qua Hoạt động 1, Hoạt động 4)</w:t>
       </w:r>
     </w:p>
     <w:p>
